--- a/Holon/rerun_v2_2026-05-28/output/HOLON_REPORT_V5_with_figures.docx
+++ b/Holon/rerun_v2_2026-05-28/output/HOLON_REPORT_V5_with_figures.docx
@@ -37988,20 +37988,12 @@
     </w:p>
     <w:p>
       <w:pPr>
-        <w:pStyle w:val="Heading1"/>
-      </w:pPr>
-      <w:r>
-        <w:t>תרשימים ותמונות</w:t>
-      </w:r>
-    </w:p>
-    <w:p>
-      <w:pPr>
         <w:jc w:val="center"/>
       </w:pPr>
       <w:r>
         <w:drawing>
           <wp:inline xmlns:a="http://schemas.openxmlformats.org/drawingml/2006/main" xmlns:pic="http://schemas.openxmlformats.org/drawingml/2006/picture">
-            <wp:extent cx="5029200" cy="3771900"/>
+            <wp:extent cx="5029200" cy="3268980"/>
             <wp:docPr id="1" name="Picture 1"/>
             <wp:cNvGraphicFramePr>
               <a:graphicFrameLocks noChangeAspect="1"/>
@@ -38022,7 +38014,7 @@
                   <pic:spPr>
                     <a:xfrm>
                       <a:off x="0" y="0"/>
-                      <a:ext cx="5029200" cy="3771900"/>
+                      <a:ext cx="5029200" cy="3268980"/>
                     </a:xfrm>
                     <a:prstGeom prst="rect"/>
                   </pic:spPr>
@@ -38035,15 +38027,17 @@
     </w:p>
     <w:p>
       <w:pPr>
-        <w:spacing w:before="0" w:after="0"/>
+        <w:bidi/>
+        <w:spacing w:before="120" w:after="240"/>
         <w:jc w:val="center"/>
       </w:pPr>
       <w:r>
         <w:rPr>
           <w:i/>
-          <w:sz w:val="0"/>
-        </w:rPr>
-        <w:t>תרשים</w:t>
+          <w:sz w:val="20"/>
+          <w:rtl/>
+        </w:rPr>
+        <w:t xml:space="preserve">איור 6: </w:t>
       </w:r>
     </w:p>
     <w:p>
@@ -38087,15 +38081,17 @@
     </w:p>
     <w:p>
       <w:pPr>
-        <w:spacing w:before="0" w:after="0"/>
+        <w:bidi/>
+        <w:spacing w:before="120" w:after="240"/>
         <w:jc w:val="center"/>
       </w:pPr>
       <w:r>
         <w:rPr>
           <w:i/>
-          <w:sz w:val="0"/>
-        </w:rPr>
-        <w:t>תרשים</w:t>
+          <w:sz w:val="20"/>
+          <w:rtl/>
+        </w:rPr>
+        <w:t xml:space="preserve">איור 5: </w:t>
       </w:r>
     </w:p>
     <w:p>
@@ -38139,15 +38135,17 @@
     </w:p>
     <w:p>
       <w:pPr>
-        <w:spacing w:before="0" w:after="0"/>
+        <w:bidi/>
+        <w:spacing w:before="120" w:after="240"/>
         <w:jc w:val="center"/>
       </w:pPr>
       <w:r>
         <w:rPr>
           <w:i/>
-          <w:sz w:val="0"/>
-        </w:rPr>
-        <w:t>תרשים</w:t>
+          <w:sz w:val="20"/>
+          <w:rtl/>
+        </w:rPr>
+        <w:t xml:space="preserve">איור 4: </w:t>
       </w:r>
     </w:p>
     <w:p>
@@ -38157,7 +38155,7 @@
       <w:r>
         <w:drawing>
           <wp:inline xmlns:a="http://schemas.openxmlformats.org/drawingml/2006/main" xmlns:pic="http://schemas.openxmlformats.org/drawingml/2006/picture">
-            <wp:extent cx="5029200" cy="3268980"/>
+            <wp:extent cx="5029200" cy="3086100"/>
             <wp:docPr id="4" name="Picture 4"/>
             <wp:cNvGraphicFramePr>
               <a:graphicFrameLocks noChangeAspect="1"/>
@@ -38178,7 +38176,7 @@
                   <pic:spPr>
                     <a:xfrm>
                       <a:off x="0" y="0"/>
-                      <a:ext cx="5029200" cy="3268980"/>
+                      <a:ext cx="5029200" cy="3086100"/>
                     </a:xfrm>
                     <a:prstGeom prst="rect"/>
                   </pic:spPr>
@@ -38191,15 +38189,17 @@
     </w:p>
     <w:p>
       <w:pPr>
-        <w:spacing w:before="0" w:after="0"/>
+        <w:bidi/>
+        <w:spacing w:before="120" w:after="240"/>
         <w:jc w:val="center"/>
       </w:pPr>
       <w:r>
         <w:rPr>
           <w:i/>
-          <w:sz w:val="0"/>
-        </w:rPr>
-        <w:t>תרשים</w:t>
+          <w:sz w:val="20"/>
+          <w:rtl/>
+        </w:rPr>
+        <w:t xml:space="preserve">איור 3: </w:t>
       </w:r>
     </w:p>
     <w:p>
@@ -38243,15 +38243,17 @@
     </w:p>
     <w:p>
       <w:pPr>
-        <w:spacing w:before="0" w:after="0"/>
+        <w:bidi/>
+        <w:spacing w:before="120" w:after="240"/>
         <w:jc w:val="center"/>
       </w:pPr>
       <w:r>
         <w:rPr>
           <w:i/>
-          <w:sz w:val="0"/>
-        </w:rPr>
-        <w:t>תרשים</w:t>
+          <w:sz w:val="20"/>
+          <w:rtl/>
+        </w:rPr>
+        <w:t xml:space="preserve">איור 2: </w:t>
       </w:r>
     </w:p>
     <w:p>
@@ -38261,7 +38263,7 @@
       <w:r>
         <w:drawing>
           <wp:inline xmlns:a="http://schemas.openxmlformats.org/drawingml/2006/main" xmlns:pic="http://schemas.openxmlformats.org/drawingml/2006/picture">
-            <wp:extent cx="5029200" cy="3268980"/>
+            <wp:extent cx="5029200" cy="3771900"/>
             <wp:docPr id="6" name="Picture 6"/>
             <wp:cNvGraphicFramePr>
               <a:graphicFrameLocks noChangeAspect="1"/>
@@ -38282,7 +38284,7 @@
                   <pic:spPr>
                     <a:xfrm>
                       <a:off x="0" y="0"/>
-                      <a:ext cx="5029200" cy="3268980"/>
+                      <a:ext cx="5029200" cy="3771900"/>
                     </a:xfrm>
                     <a:prstGeom prst="rect"/>
                   </pic:spPr>
@@ -38295,587 +38297,17 @@
     </w:p>
     <w:p>
       <w:pPr>
-        <w:spacing w:before="0" w:after="0"/>
+        <w:bidi/>
+        <w:spacing w:before="120" w:after="240"/>
         <w:jc w:val="center"/>
       </w:pPr>
       <w:r>
         <w:rPr>
           <w:i/>
-          <w:sz w:val="0"/>
-        </w:rPr>
-        <w:t>תרשים</w:t>
-      </w:r>
-    </w:p>
-    <w:p>
-      <w:pPr>
-        <w:jc w:val="center"/>
-      </w:pPr>
-      <w:r>
-        <w:drawing>
-          <wp:inline xmlns:a="http://schemas.openxmlformats.org/drawingml/2006/main" xmlns:pic="http://schemas.openxmlformats.org/drawingml/2006/picture">
-            <wp:extent cx="5029200" cy="3268980"/>
-            <wp:docPr id="7" name="Picture 7"/>
-            <wp:cNvGraphicFramePr>
-              <a:graphicFrameLocks noChangeAspect="1"/>
-            </wp:cNvGraphicFramePr>
-            <a:graphic>
-              <a:graphicData uri="http://schemas.openxmlformats.org/drawingml/2006/picture">
-                <pic:pic>
-                  <pic:nvPicPr>
-                    <pic:cNvPr id="0" name="image.png"/>
-                    <pic:cNvPicPr/>
-                  </pic:nvPicPr>
-                  <pic:blipFill>
-                    <a:blip r:embed="rId15"/>
-                    <a:stretch>
-                      <a:fillRect/>
-                    </a:stretch>
-                  </pic:blipFill>
-                  <pic:spPr>
-                    <a:xfrm>
-                      <a:off x="0" y="0"/>
-                      <a:ext cx="5029200" cy="3268980"/>
-                    </a:xfrm>
-                    <a:prstGeom prst="rect"/>
-                  </pic:spPr>
-                </pic:pic>
-              </a:graphicData>
-            </a:graphic>
-          </wp:inline>
-        </w:drawing>
-      </w:r>
-    </w:p>
-    <w:p>
-      <w:pPr>
-        <w:spacing w:before="0" w:after="0"/>
-        <w:jc w:val="center"/>
-      </w:pPr>
-      <w:r>
-        <w:rPr>
-          <w:i/>
-          <w:sz w:val="0"/>
-        </w:rPr>
-        <w:t>תרשים</w:t>
-      </w:r>
-    </w:p>
-    <w:p>
-      <w:pPr>
-        <w:jc w:val="center"/>
-      </w:pPr>
-      <w:r>
-        <w:drawing>
-          <wp:inline xmlns:a="http://schemas.openxmlformats.org/drawingml/2006/main" xmlns:pic="http://schemas.openxmlformats.org/drawingml/2006/picture">
-            <wp:extent cx="5029200" cy="3086100"/>
-            <wp:docPr id="8" name="Picture 8"/>
-            <wp:cNvGraphicFramePr>
-              <a:graphicFrameLocks noChangeAspect="1"/>
-            </wp:cNvGraphicFramePr>
-            <a:graphic>
-              <a:graphicData uri="http://schemas.openxmlformats.org/drawingml/2006/picture">
-                <pic:pic>
-                  <pic:nvPicPr>
-                    <pic:cNvPr id="0" name="image.png"/>
-                    <pic:cNvPicPr/>
-                  </pic:nvPicPr>
-                  <pic:blipFill>
-                    <a:blip r:embed="rId16"/>
-                    <a:stretch>
-                      <a:fillRect/>
-                    </a:stretch>
-                  </pic:blipFill>
-                  <pic:spPr>
-                    <a:xfrm>
-                      <a:off x="0" y="0"/>
-                      <a:ext cx="5029200" cy="3086100"/>
-                    </a:xfrm>
-                    <a:prstGeom prst="rect"/>
-                  </pic:spPr>
-                </pic:pic>
-              </a:graphicData>
-            </a:graphic>
-          </wp:inline>
-        </w:drawing>
-      </w:r>
-    </w:p>
-    <w:p>
-      <w:pPr>
-        <w:spacing w:before="0" w:after="0"/>
-        <w:jc w:val="center"/>
-      </w:pPr>
-      <w:r>
-        <w:rPr>
-          <w:i/>
-          <w:sz w:val="0"/>
-        </w:rPr>
-        <w:t>תרשים</w:t>
-      </w:r>
-    </w:p>
-    <w:p>
-      <w:pPr>
-        <w:jc w:val="center"/>
-      </w:pPr>
-      <w:r>
-        <w:drawing>
-          <wp:inline xmlns:a="http://schemas.openxmlformats.org/drawingml/2006/main" xmlns:pic="http://schemas.openxmlformats.org/drawingml/2006/picture">
-            <wp:extent cx="5029200" cy="3086100"/>
-            <wp:docPr id="9" name="Picture 9"/>
-            <wp:cNvGraphicFramePr>
-              <a:graphicFrameLocks noChangeAspect="1"/>
-            </wp:cNvGraphicFramePr>
-            <a:graphic>
-              <a:graphicData uri="http://schemas.openxmlformats.org/drawingml/2006/picture">
-                <pic:pic>
-                  <pic:nvPicPr>
-                    <pic:cNvPr id="0" name="image.png"/>
-                    <pic:cNvPicPr/>
-                  </pic:nvPicPr>
-                  <pic:blipFill>
-                    <a:blip r:embed="rId17"/>
-                    <a:stretch>
-                      <a:fillRect/>
-                    </a:stretch>
-                  </pic:blipFill>
-                  <pic:spPr>
-                    <a:xfrm>
-                      <a:off x="0" y="0"/>
-                      <a:ext cx="5029200" cy="3086100"/>
-                    </a:xfrm>
-                    <a:prstGeom prst="rect"/>
-                  </pic:spPr>
-                </pic:pic>
-              </a:graphicData>
-            </a:graphic>
-          </wp:inline>
-        </w:drawing>
-      </w:r>
-    </w:p>
-    <w:p>
-      <w:pPr>
-        <w:spacing w:before="0" w:after="0"/>
-        <w:jc w:val="center"/>
-      </w:pPr>
-      <w:r>
-        <w:rPr>
-          <w:i/>
-          <w:sz w:val="0"/>
-        </w:rPr>
-        <w:t>תרשים</w:t>
-      </w:r>
-    </w:p>
-    <w:p>
-      <w:pPr>
-        <w:jc w:val="center"/>
-      </w:pPr>
-      <w:r>
-        <w:drawing>
-          <wp:inline xmlns:a="http://schemas.openxmlformats.org/drawingml/2006/main" xmlns:pic="http://schemas.openxmlformats.org/drawingml/2006/picture">
-            <wp:extent cx="5029200" cy="3086100"/>
-            <wp:docPr id="10" name="Picture 10"/>
-            <wp:cNvGraphicFramePr>
-              <a:graphicFrameLocks noChangeAspect="1"/>
-            </wp:cNvGraphicFramePr>
-            <a:graphic>
-              <a:graphicData uri="http://schemas.openxmlformats.org/drawingml/2006/picture">
-                <pic:pic>
-                  <pic:nvPicPr>
-                    <pic:cNvPr id="0" name="image.png"/>
-                    <pic:cNvPicPr/>
-                  </pic:nvPicPr>
-                  <pic:blipFill>
-                    <a:blip r:embed="rId18"/>
-                    <a:stretch>
-                      <a:fillRect/>
-                    </a:stretch>
-                  </pic:blipFill>
-                  <pic:spPr>
-                    <a:xfrm>
-                      <a:off x="0" y="0"/>
-                      <a:ext cx="5029200" cy="3086100"/>
-                    </a:xfrm>
-                    <a:prstGeom prst="rect"/>
-                  </pic:spPr>
-                </pic:pic>
-              </a:graphicData>
-            </a:graphic>
-          </wp:inline>
-        </w:drawing>
-      </w:r>
-    </w:p>
-    <w:p>
-      <w:pPr>
-        <w:spacing w:before="0" w:after="0"/>
-        <w:jc w:val="center"/>
-      </w:pPr>
-      <w:r>
-        <w:rPr>
-          <w:i/>
-          <w:sz w:val="0"/>
-        </w:rPr>
-        <w:t>תרשים</w:t>
-      </w:r>
-    </w:p>
-    <w:p>
-      <w:pPr>
-        <w:jc w:val="center"/>
-      </w:pPr>
-      <w:r>
-        <w:drawing>
-          <wp:inline xmlns:a="http://schemas.openxmlformats.org/drawingml/2006/main" xmlns:pic="http://schemas.openxmlformats.org/drawingml/2006/picture">
-            <wp:extent cx="5029200" cy="3086100"/>
-            <wp:docPr id="11" name="Picture 11"/>
-            <wp:cNvGraphicFramePr>
-              <a:graphicFrameLocks noChangeAspect="1"/>
-            </wp:cNvGraphicFramePr>
-            <a:graphic>
-              <a:graphicData uri="http://schemas.openxmlformats.org/drawingml/2006/picture">
-                <pic:pic>
-                  <pic:nvPicPr>
-                    <pic:cNvPr id="0" name="image.png"/>
-                    <pic:cNvPicPr/>
-                  </pic:nvPicPr>
-                  <pic:blipFill>
-                    <a:blip r:embed="rId19"/>
-                    <a:stretch>
-                      <a:fillRect/>
-                    </a:stretch>
-                  </pic:blipFill>
-                  <pic:spPr>
-                    <a:xfrm>
-                      <a:off x="0" y="0"/>
-                      <a:ext cx="5029200" cy="3086100"/>
-                    </a:xfrm>
-                    <a:prstGeom prst="rect"/>
-                  </pic:spPr>
-                </pic:pic>
-              </a:graphicData>
-            </a:graphic>
-          </wp:inline>
-        </w:drawing>
-      </w:r>
-    </w:p>
-    <w:p>
-      <w:pPr>
-        <w:spacing w:before="0" w:after="0"/>
-        <w:jc w:val="center"/>
-      </w:pPr>
-      <w:r>
-        <w:rPr>
-          <w:i/>
-          <w:sz w:val="0"/>
-        </w:rPr>
-        <w:t>תרשים</w:t>
-      </w:r>
-    </w:p>
-    <w:p>
-      <w:pPr>
-        <w:jc w:val="center"/>
-      </w:pPr>
-      <w:r>
-        <w:drawing>
-          <wp:inline xmlns:a="http://schemas.openxmlformats.org/drawingml/2006/main" xmlns:pic="http://schemas.openxmlformats.org/drawingml/2006/picture">
-            <wp:extent cx="5029200" cy="3268980"/>
-            <wp:docPr id="12" name="Picture 12"/>
-            <wp:cNvGraphicFramePr>
-              <a:graphicFrameLocks noChangeAspect="1"/>
-            </wp:cNvGraphicFramePr>
-            <a:graphic>
-              <a:graphicData uri="http://schemas.openxmlformats.org/drawingml/2006/picture">
-                <pic:pic>
-                  <pic:nvPicPr>
-                    <pic:cNvPr id="0" name="image.png"/>
-                    <pic:cNvPicPr/>
-                  </pic:nvPicPr>
-                  <pic:blipFill>
-                    <a:blip r:embed="rId20"/>
-                    <a:stretch>
-                      <a:fillRect/>
-                    </a:stretch>
-                  </pic:blipFill>
-                  <pic:spPr>
-                    <a:xfrm>
-                      <a:off x="0" y="0"/>
-                      <a:ext cx="5029200" cy="3268980"/>
-                    </a:xfrm>
-                    <a:prstGeom prst="rect"/>
-                  </pic:spPr>
-                </pic:pic>
-              </a:graphicData>
-            </a:graphic>
-          </wp:inline>
-        </w:drawing>
-      </w:r>
-    </w:p>
-    <w:p>
-      <w:pPr>
-        <w:spacing w:before="0" w:after="0"/>
-        <w:jc w:val="center"/>
-      </w:pPr>
-      <w:r>
-        <w:rPr>
-          <w:i/>
-          <w:sz w:val="0"/>
-        </w:rPr>
-        <w:t>תרשים</w:t>
-      </w:r>
-    </w:p>
-    <w:p>
-      <w:pPr>
-        <w:jc w:val="center"/>
-      </w:pPr>
-      <w:r>
-        <w:drawing>
-          <wp:inline xmlns:a="http://schemas.openxmlformats.org/drawingml/2006/main" xmlns:pic="http://schemas.openxmlformats.org/drawingml/2006/picture">
-            <wp:extent cx="5029200" cy="3268980"/>
-            <wp:docPr id="13" name="Picture 13"/>
-            <wp:cNvGraphicFramePr>
-              <a:graphicFrameLocks noChangeAspect="1"/>
-            </wp:cNvGraphicFramePr>
-            <a:graphic>
-              <a:graphicData uri="http://schemas.openxmlformats.org/drawingml/2006/picture">
-                <pic:pic>
-                  <pic:nvPicPr>
-                    <pic:cNvPr id="0" name="image.png"/>
-                    <pic:cNvPicPr/>
-                  </pic:nvPicPr>
-                  <pic:blipFill>
-                    <a:blip r:embed="rId21"/>
-                    <a:stretch>
-                      <a:fillRect/>
-                    </a:stretch>
-                  </pic:blipFill>
-                  <pic:spPr>
-                    <a:xfrm>
-                      <a:off x="0" y="0"/>
-                      <a:ext cx="5029200" cy="3268980"/>
-                    </a:xfrm>
-                    <a:prstGeom prst="rect"/>
-                  </pic:spPr>
-                </pic:pic>
-              </a:graphicData>
-            </a:graphic>
-          </wp:inline>
-        </w:drawing>
-      </w:r>
-    </w:p>
-    <w:p>
-      <w:pPr>
-        <w:spacing w:before="0" w:after="0"/>
-        <w:jc w:val="center"/>
-      </w:pPr>
-      <w:r>
-        <w:rPr>
-          <w:i/>
-          <w:sz w:val="0"/>
-        </w:rPr>
-        <w:t>תרשים</w:t>
-      </w:r>
-    </w:p>
-    <w:p>
-      <w:pPr>
-        <w:jc w:val="center"/>
-      </w:pPr>
-      <w:r>
-        <w:drawing>
-          <wp:inline xmlns:a="http://schemas.openxmlformats.org/drawingml/2006/main" xmlns:pic="http://schemas.openxmlformats.org/drawingml/2006/picture">
-            <wp:extent cx="5029200" cy="3268980"/>
-            <wp:docPr id="14" name="Picture 14"/>
-            <wp:cNvGraphicFramePr>
-              <a:graphicFrameLocks noChangeAspect="1"/>
-            </wp:cNvGraphicFramePr>
-            <a:graphic>
-              <a:graphicData uri="http://schemas.openxmlformats.org/drawingml/2006/picture">
-                <pic:pic>
-                  <pic:nvPicPr>
-                    <pic:cNvPr id="0" name="image.png"/>
-                    <pic:cNvPicPr/>
-                  </pic:nvPicPr>
-                  <pic:blipFill>
-                    <a:blip r:embed="rId22"/>
-                    <a:stretch>
-                      <a:fillRect/>
-                    </a:stretch>
-                  </pic:blipFill>
-                  <pic:spPr>
-                    <a:xfrm>
-                      <a:off x="0" y="0"/>
-                      <a:ext cx="5029200" cy="3268980"/>
-                    </a:xfrm>
-                    <a:prstGeom prst="rect"/>
-                  </pic:spPr>
-                </pic:pic>
-              </a:graphicData>
-            </a:graphic>
-          </wp:inline>
-        </w:drawing>
-      </w:r>
-    </w:p>
-    <w:p>
-      <w:pPr>
-        <w:spacing w:before="0" w:after="0"/>
-        <w:jc w:val="center"/>
-      </w:pPr>
-      <w:r>
-        <w:rPr>
-          <w:i/>
-          <w:sz w:val="0"/>
-        </w:rPr>
-        <w:t>תרשים</w:t>
-      </w:r>
-    </w:p>
-    <w:p>
-      <w:pPr>
-        <w:jc w:val="center"/>
-      </w:pPr>
-      <w:r>
-        <w:drawing>
-          <wp:inline xmlns:a="http://schemas.openxmlformats.org/drawingml/2006/main" xmlns:pic="http://schemas.openxmlformats.org/drawingml/2006/picture">
-            <wp:extent cx="5029200" cy="3268980"/>
-            <wp:docPr id="15" name="Picture 15"/>
-            <wp:cNvGraphicFramePr>
-              <a:graphicFrameLocks noChangeAspect="1"/>
-            </wp:cNvGraphicFramePr>
-            <a:graphic>
-              <a:graphicData uri="http://schemas.openxmlformats.org/drawingml/2006/picture">
-                <pic:pic>
-                  <pic:nvPicPr>
-                    <pic:cNvPr id="0" name="image.png"/>
-                    <pic:cNvPicPr/>
-                  </pic:nvPicPr>
-                  <pic:blipFill>
-                    <a:blip r:embed="rId23"/>
-                    <a:stretch>
-                      <a:fillRect/>
-                    </a:stretch>
-                  </pic:blipFill>
-                  <pic:spPr>
-                    <a:xfrm>
-                      <a:off x="0" y="0"/>
-                      <a:ext cx="5029200" cy="3268980"/>
-                    </a:xfrm>
-                    <a:prstGeom prst="rect"/>
-                  </pic:spPr>
-                </pic:pic>
-              </a:graphicData>
-            </a:graphic>
-          </wp:inline>
-        </w:drawing>
-      </w:r>
-    </w:p>
-    <w:p>
-      <w:pPr>
-        <w:spacing w:before="0" w:after="0"/>
-        <w:jc w:val="center"/>
-      </w:pPr>
-      <w:r>
-        <w:rPr>
-          <w:i/>
-          <w:sz w:val="0"/>
-        </w:rPr>
-        <w:t>תרשים</w:t>
-      </w:r>
-    </w:p>
-    <w:p>
-      <w:pPr>
-        <w:jc w:val="center"/>
-      </w:pPr>
-      <w:r>
-        <w:drawing>
-          <wp:inline xmlns:a="http://schemas.openxmlformats.org/drawingml/2006/main" xmlns:pic="http://schemas.openxmlformats.org/drawingml/2006/picture">
-            <wp:extent cx="5029200" cy="3268980"/>
-            <wp:docPr id="16" name="Picture 16"/>
-            <wp:cNvGraphicFramePr>
-              <a:graphicFrameLocks noChangeAspect="1"/>
-            </wp:cNvGraphicFramePr>
-            <a:graphic>
-              <a:graphicData uri="http://schemas.openxmlformats.org/drawingml/2006/picture">
-                <pic:pic>
-                  <pic:nvPicPr>
-                    <pic:cNvPr id="0" name="image.png"/>
-                    <pic:cNvPicPr/>
-                  </pic:nvPicPr>
-                  <pic:blipFill>
-                    <a:blip r:embed="rId24"/>
-                    <a:stretch>
-                      <a:fillRect/>
-                    </a:stretch>
-                  </pic:blipFill>
-                  <pic:spPr>
-                    <a:xfrm>
-                      <a:off x="0" y="0"/>
-                      <a:ext cx="5029200" cy="3268980"/>
-                    </a:xfrm>
-                    <a:prstGeom prst="rect"/>
-                  </pic:spPr>
-                </pic:pic>
-              </a:graphicData>
-            </a:graphic>
-          </wp:inline>
-        </w:drawing>
-      </w:r>
-    </w:p>
-    <w:p>
-      <w:pPr>
-        <w:spacing w:before="0" w:after="0"/>
-        <w:jc w:val="center"/>
-      </w:pPr>
-      <w:r>
-        <w:rPr>
-          <w:i/>
-          <w:sz w:val="0"/>
-        </w:rPr>
-        <w:t>תרשים</w:t>
-      </w:r>
-    </w:p>
-    <w:p>
-      <w:pPr>
-        <w:jc w:val="center"/>
-      </w:pPr>
-      <w:r>
-        <w:drawing>
-          <wp:inline xmlns:a="http://schemas.openxmlformats.org/drawingml/2006/main" xmlns:pic="http://schemas.openxmlformats.org/drawingml/2006/picture">
-            <wp:extent cx="5029200" cy="3268980"/>
-            <wp:docPr id="17" name="Picture 17"/>
-            <wp:cNvGraphicFramePr>
-              <a:graphicFrameLocks noChangeAspect="1"/>
-            </wp:cNvGraphicFramePr>
-            <a:graphic>
-              <a:graphicData uri="http://schemas.openxmlformats.org/drawingml/2006/picture">
-                <pic:pic>
-                  <pic:nvPicPr>
-                    <pic:cNvPr id="0" name="image.png"/>
-                    <pic:cNvPicPr/>
-                  </pic:nvPicPr>
-                  <pic:blipFill>
-                    <a:blip r:embed="rId25"/>
-                    <a:stretch>
-                      <a:fillRect/>
-                    </a:stretch>
-                  </pic:blipFill>
-                  <pic:spPr>
-                    <a:xfrm>
-                      <a:off x="0" y="0"/>
-                      <a:ext cx="5029200" cy="3268980"/>
-                    </a:xfrm>
-                    <a:prstGeom prst="rect"/>
-                  </pic:spPr>
-                </pic:pic>
-              </a:graphicData>
-            </a:graphic>
-          </wp:inline>
-        </w:drawing>
-      </w:r>
-    </w:p>
-    <w:p>
-      <w:pPr>
-        <w:spacing w:before="0" w:after="0"/>
-        <w:jc w:val="center"/>
-      </w:pPr>
-      <w:r>
-        <w:rPr>
-          <w:i/>
-          <w:sz w:val="0"/>
-        </w:rPr>
-        <w:t>תרשים</w:t>
+          <w:sz w:val="20"/>
+          <w:rtl/>
+        </w:rPr>
+        <w:t xml:space="preserve">איור 1: </w:t>
       </w:r>
     </w:p>
     <w:sectPr>
